--- a/downloads/documents/04 Units/Unit 06 - Food Systems and Production - From Farm to Table/Lesson 06.12 - Feed the Class Menu Options and Constraints.docx
+++ b/downloads/documents/04 Units/Unit 06 - Food Systems and Production - From Farm to Table/Lesson 06.12 - Feed the Class Menu Options and Constraints.docx
@@ -348,7 +348,7 @@
         <w:t xml:space="preserve"> </w:t>
       </w:r>
       <w:r>
-        <w:t xml:space="preserve">Tier 3 (FACS): food cost, per serving, station card, yield, allergen. See the unit vocabulary list for Turkish, Portuguese, and Spanish.</w:t>
+        <w:t xml:space="preserve">Tier 3 (FACS): food cost, per serving, station card, yield, allergen. See the unit vocabulary list for the Spanish column.</w:t>
       </w:r>
     </w:p>
     <w:p>
@@ -1215,7 +1215,7 @@
         <w:pStyle w:val="Compact"/>
       </w:pPr>
       <w:r>
-        <w:t xml:space="preserve">ELL: every menu option card has a picture of the finished dish and a picture of each ingredient in its store package; the constraint card uses a symbol for each constraint (a crossed-out knife, a crossed-out pan of oil, a clock, a dollar sign) so the card can be read without the sentences; the words constraint, budget, portion, allergen, and per person are on the unit vocabulary card in Turkish, Portuguese, and Spanish; the justification has a sentence frame in all four languages on the back of the choice sheet.</w:t>
+        <w:t xml:space="preserve">ELL: every menu option card has a picture of the finished dish and a picture of each ingredient in its store package; the constraint card uses a symbol for each constraint (a crossed-out knife, a crossed-out pan of oil, a clock, a dollar sign) so the card can be read without the sentences; the words constraint, budget, portion, allergen, and per person are on the unit vocabulary card in Spanish; the justification has a sentence frame in English and Spanish on the back of the choice sheet.</w:t>
       </w:r>
     </w:p>
     <w:p>

--- a/downloads/documents/04 Units/Unit 06 - Food Systems and Production - From Farm to Table/Lesson 06.12 - Feed the Class Menu Options and Constraints.docx
+++ b/downloads/documents/04 Units/Unit 06 - Food Systems and Production - From Farm to Table/Lesson 06.12 - Feed the Class Menu Options and Constraints.docx
@@ -875,7 +875,7 @@
               <w:jc w:val="left"/>
             </w:pPr>
             <w:r>
-              <w:t xml:space="preserve">Give the rule: the class menu needs at least one main, at least one side or vegetable, and one dessert, so no two stations take the same option. Teams rank their top two on a slip; you resolve conflicts by the ranking and by which team can handle the equipment. Then teams write the three-sentence justification: one sentence per constraint, naming the constraint and how their dish clears it. Note that Option B comes in $1.32 over the station budget as written, and any team that picks it owes you a fix in Lesson 6.13.</w:t>
+              <w:t xml:space="preserve">Give the rule: the class menu needs at least one main, at least one side or vegetable, and one dessert, so no two stations take the same option. Teams rank their top two on a slip; you resolve conflicts by the ranking and by which team can handle the equipment. Then teams write the four-sentence justification: one sentence on why they picked the dish, then one sentence per constraint, naming the constraint and how their dish clears it. Note that Option B comes in $1.32 over the station budget as written, and any team that picks it owes you a fix in Lesson 6.13.</w:t>
             </w:r>
           </w:p>
         </w:tc>
@@ -1731,7 +1731,7 @@
         <w:pStyle w:val="Compact"/>
       </w:pPr>
       <w:r>
-        <w:t xml:space="preserve">My own materials: (six costed menus for 165 students across six periods and three kitchens on a $200 budget, with the standing constraints</w:t>
+        <w:t xml:space="preserve">My own materials, from two runs. The run in the hook: 112 students across four periods and four kitchens on $150. The second example, a different run: six costed menus for 165 students across six periods and three kitchens on a $200 budget, with the standing constraints</w:t>
       </w:r>
       <w:r>
         <w:t xml:space="preserve"> </w:t>
@@ -1746,7 +1746,7 @@
         <w:t xml:space="preserve">”</w:t>
       </w:r>
       <w:r>
-        <w:t xml:space="preserve">). The five option cards in</w:t>
+        <w:t xml:space="preserve">. The five option cards in</w:t>
       </w:r>
       <w:r>
         <w:t xml:space="preserve"> </w:t>
@@ -1761,7 +1761,7 @@
         <w:t xml:space="preserve"> </w:t>
       </w:r>
       <w:r>
-        <w:t xml:space="preserve">are rescaled from my six for one class of 28 at four stations. Prices are my verified supermarket prices from the week of March 20 to 26, 2026, to be refreshed from the current circular before teaching.</w:t>
+        <w:t xml:space="preserve">are rescaled from the six menus of that second run for one class of 28 at four stations. Prices are my verified supermarket prices from the week of March 20 to 26, 2026, to be refreshed from the current circular before teaching.</w:t>
       </w:r>
     </w:p>
     <w:p>
@@ -1885,7 +1885,7 @@
     <w:sectPr>
       <w:headerReference w:type="default" r:id="rId9"/>
       <w:pgSz w:w="12240" w:h="15840"/>
-      <w:pgMar w:top="1440" w:bottom="1440" w:left="1440" w:right="1440" w:header="504"/>
+      <w:pgMar w:top="1296" w:bottom="1296" w:left="1296" w:right="1296" w:header="504"/>
     </w:sectPr>
   </w:body>
 </w:document>
